--- a/学科资料/工科数学分析I/历年试卷/13-19/2013春-A.docx
+++ b/学科资料/工科数学分析I/历年试卷/13-19/2013春-A.docx
@@ -86,140 +86,6 @@
           <w:b/>
         </w:rPr>
       </w:pPr>
-    </w:p>
-    <w:p>
-      <w:pPr>
-        <w:spacing w:line="360" w:lineRule="auto"/>
-        <w:rPr>
-          <w:b/>
-          <w:sz w:val="32"/>
-          <w:szCs w:val="32"/>
-        </w:rPr>
-      </w:pPr>
-      <w:r>
-        <w:rPr>
-          <w:b/>
-          <w:sz w:val="32"/>
-          <w:szCs w:val="32"/>
-        </w:rPr>
-        <w:t>姓名</w:t>
-      </w:r>
-      <w:r>
-        <w:rPr>
-          <w:b/>
-          <w:sz w:val="32"/>
-          <w:szCs w:val="32"/>
-        </w:rPr>
-        <w:t xml:space="preserve"> </w:t>
-      </w:r>
-      <w:r>
-        <w:rPr>
-          <w:b/>
-          <w:sz w:val="32"/>
-          <w:szCs w:val="32"/>
-          <w:u w:val="single"/>
-        </w:rPr>
-        <w:t xml:space="preserve">               </w:t>
-      </w:r>
-      <w:r>
-        <w:rPr>
-          <w:b/>
-          <w:sz w:val="32"/>
-          <w:szCs w:val="32"/>
-        </w:rPr>
-        <w:t xml:space="preserve">      </w:t>
-      </w:r>
-      <w:r>
-        <w:rPr>
-          <w:b/>
-          <w:sz w:val="32"/>
-          <w:szCs w:val="32"/>
-        </w:rPr>
-        <w:t>学号</w:t>
-      </w:r>
-      <w:r>
-        <w:rPr>
-          <w:b/>
-          <w:sz w:val="32"/>
-          <w:szCs w:val="32"/>
-          <w:u w:val="single"/>
-        </w:rPr>
-        <w:t xml:space="preserve">                     </w:t>
-      </w:r>
-    </w:p>
-    <w:p>
-      <w:pPr>
-        <w:spacing w:line="360" w:lineRule="auto"/>
-        <w:rPr>
-          <w:sz w:val="32"/>
-          <w:szCs w:val="32"/>
-        </w:rPr>
-      </w:pPr>
-      <w:r>
-        <w:rPr>
-          <w:b/>
-          <w:sz w:val="32"/>
-          <w:szCs w:val="32"/>
-        </w:rPr>
-        <w:t>学院</w:t>
-      </w:r>
-      <w:r>
-        <w:rPr>
-          <w:b/>
-          <w:sz w:val="32"/>
-          <w:szCs w:val="32"/>
-        </w:rPr>
-        <w:t xml:space="preserve"> </w:t>
-      </w:r>
-      <w:r>
-        <w:rPr>
-          <w:b/>
-          <w:sz w:val="32"/>
-          <w:szCs w:val="32"/>
-          <w:u w:val="single"/>
-        </w:rPr>
-        <w:t xml:space="preserve">                </w:t>
-      </w:r>
-      <w:r>
-        <w:rPr>
-          <w:b/>
-          <w:sz w:val="32"/>
-          <w:szCs w:val="32"/>
-        </w:rPr>
-        <w:t xml:space="preserve">     </w:t>
-      </w:r>
-      <w:r>
-        <w:rPr>
-          <w:b/>
-          <w:sz w:val="32"/>
-          <w:szCs w:val="32"/>
-        </w:rPr>
-        <w:t>专业</w:t>
-      </w:r>
-      <w:r>
-        <w:rPr>
-          <w:b/>
-          <w:sz w:val="32"/>
-          <w:szCs w:val="32"/>
-        </w:rPr>
-        <w:t xml:space="preserve"> </w:t>
-      </w:r>
-      <w:r>
-        <w:rPr>
-          <w:b/>
-          <w:sz w:val="32"/>
-          <w:szCs w:val="32"/>
-          <w:u w:val="single"/>
-        </w:rPr>
-        <w:t xml:space="preserve">                    </w:t>
-      </w:r>
-      <w:r>
-        <w:rPr>
-          <w:sz w:val="32"/>
-          <w:szCs w:val="32"/>
-        </w:rPr>
-        <w:t xml:space="preserve"> </w:t>
-      </w:r>
     </w:p>
     <w:p>
       <w:pPr>
